--- a/Files/05 - Devarim/07 - Ki Savo/5783/Ki Savo 5783.docx
+++ b/Files/05 - Devarim/07 - Ki Savo/5783/Ki Savo 5783.docx
@@ -323,7 +323,7 @@
         <w:rPr>
           <w:rFonts w:ascii="Times New Roman" w:hAnsi="Times New Roman" w:cs="Times New Roman"/>
         </w:rPr>
-        <w:t>. What does</w:t>
+        <w:t xml:space="preserve">. What does </w:t>
       </w:r>
       <w:r>
         <w:rPr>
@@ -512,7 +512,7 @@
         <w:rPr>
           <w:rFonts w:ascii="Times New Roman" w:hAnsi="Times New Roman" w:cs="Times New Roman"/>
         </w:rPr>
-        <w:t>, with a</w:t>
+        <w:t xml:space="preserve">, with a </w:t>
       </w:r>
       <w:r>
         <w:rPr>
@@ -698,7 +698,7 @@
           <w:rFonts w:ascii="Times New Roman" w:hAnsi="Times New Roman" w:cs="Times New Roman"/>
           <w:rtl/>
         </w:rPr>
-        <w:t> </w:t>
+        <w:t xml:space="preserve"> </w:t>
       </w:r>
       <w:r>
         <w:rPr>
@@ -840,7 +840,7 @@
           <w:rFonts w:ascii="Times New Roman" w:hAnsi="Times New Roman" w:cs="Times New Roman" w:hint="cs"/>
           <w:rtl/>
         </w:rPr>
-        <w:t>והיה</w:t>
+        <w:t xml:space="preserve">והיה </w:t>
       </w:r>
       <w:r>
         <w:rPr>
